--- a/dashboard/public/templates/phieu_trinh_ky_hop_dong_template.docx
+++ b/dashboard/public/templates/phieu_trinh_ky_hop_dong_template.docx
@@ -400,7 +400,7 @@
                 <w:sz w:val="26"/>
                 <w:szCs w:val="26"/>
               </w:rPr>
-              <w:t>Đơn</w:t>
+              <w:t>Phòng</w:t>
             </w:r>
             <w:proofErr w:type="spellEnd"/>
             <w:r>
@@ -424,7 +424,7 @@
                 <w:sz w:val="26"/>
                 <w:szCs w:val="26"/>
               </w:rPr>
-              <w:t>vị</w:t>
+              <w:t>ban</w:t>
             </w:r>
             <w:proofErr w:type="spellEnd"/>
           </w:p>
@@ -453,91 +453,17 @@
                 <w:szCs w:val="26"/>
               </w:rPr>
             </w:pPr>
-            <w:proofErr w:type="spellStart"/>
-            <w:r>
-              <w:rPr>
-                <w:rFonts w:ascii="Open Sans" w:eastAsia="Open Sans" w:hAnsi="Open Sans" w:cs="Open Sans"/>
-                <w:b/>
-                <w:bCs/>
-                <w:color w:val="002060"/>
-                <w:sz w:val="26"/>
-                <w:szCs w:val="26"/>
-              </w:rPr>
-              <w:t>Tổ</w:t>
-            </w:r>
-            <w:proofErr w:type="spellEnd"/>
-            <w:r>
-              <w:rPr>
-                <w:rFonts w:ascii="Open Sans" w:eastAsia="Open Sans" w:hAnsi="Open Sans" w:cs="Open Sans"/>
-                <w:b/>
-                <w:bCs/>
-                <w:color w:val="002060"/>
-                <w:sz w:val="26"/>
-                <w:szCs w:val="26"/>
-              </w:rPr>
-              <w:t xml:space="preserve"> Thư </w:t>
-            </w:r>
-            <w:proofErr w:type="spellStart"/>
-            <w:r>
-              <w:rPr>
-                <w:rFonts w:ascii="Open Sans" w:eastAsia="Open Sans" w:hAnsi="Open Sans" w:cs="Open Sans"/>
-                <w:b/>
-                <w:bCs/>
-                <w:color w:val="002060"/>
-                <w:sz w:val="26"/>
-                <w:szCs w:val="26"/>
-              </w:rPr>
-              <w:t>ký</w:t>
-            </w:r>
-            <w:proofErr w:type="spellEnd"/>
-            <w:r>
-              <w:rPr>
-                <w:rFonts w:ascii="Open Sans" w:eastAsia="Open Sans" w:hAnsi="Open Sans" w:cs="Open Sans"/>
-                <w:b/>
-                <w:bCs/>
-                <w:color w:val="002060"/>
-                <w:sz w:val="26"/>
-                <w:szCs w:val="26"/>
-              </w:rPr>
-              <w:t xml:space="preserve"> – </w:t>
-            </w:r>
-            <w:proofErr w:type="spellStart"/>
-            <w:r>
-              <w:rPr>
-                <w:rFonts w:ascii="Open Sans" w:eastAsia="Open Sans" w:hAnsi="Open Sans" w:cs="Open Sans"/>
-                <w:b/>
-                <w:bCs/>
-                <w:color w:val="002060"/>
-                <w:sz w:val="26"/>
-                <w:szCs w:val="26"/>
-              </w:rPr>
-              <w:t>Trợ</w:t>
-            </w:r>
-            <w:proofErr w:type="spellEnd"/>
-            <w:r>
-              <w:rPr>
-                <w:rFonts w:ascii="Open Sans" w:eastAsia="Open Sans" w:hAnsi="Open Sans" w:cs="Open Sans"/>
-                <w:b/>
-                <w:bCs/>
-                <w:color w:val="002060"/>
-                <w:sz w:val="26"/>
-                <w:szCs w:val="26"/>
-              </w:rPr>
-              <w:t xml:space="preserve"> </w:t>
-            </w:r>
-            <w:proofErr w:type="spellStart"/>
-            <w:r>
-              <w:rPr>
-                <w:rFonts w:ascii="Open Sans" w:eastAsia="Open Sans" w:hAnsi="Open Sans" w:cs="Open Sans"/>
-                <w:b/>
-                <w:bCs/>
-                <w:color w:val="002060"/>
-                <w:sz w:val="26"/>
-                <w:szCs w:val="26"/>
-              </w:rPr>
-              <w:t>lý</w:t>
-            </w:r>
-            <w:proofErr w:type="spellEnd"/>
+            <w:r>
+              <w:rPr>
+                <w:rFonts w:ascii="Open Sans" w:eastAsia="Open Sans" w:hAnsi="Open Sans" w:cs="Open Sans"/>
+                <w:b/>
+                <w:bCs/>
+                <w:color w:val="002060"/>
+                <w:sz w:val="26"/>
+                <w:szCs w:val="26"/>
+              </w:rPr>
+              <w:t>{donVi}</w:t>
+            </w:r>
           </w:p>
         </w:tc>
       </w:tr>
